--- a/manifesto.docx
+++ b/manifesto.docx
@@ -79,11 +79,326 @@
       <w:r>
         <w:rPr>
           <w:rFonts w:ascii="나눔명조 옛한글" w:eastAsia="나눔명조 옛한글" w:hAnsi="나눔명조 옛한글" w:cs="함초롬바탕"/>
+          <w:i/>
+          <w:iCs/>
           <w:color w:val="000000" w:themeColor="text1"/>
           <w:sz w:val="20"/>
           <w:szCs w:val="20"/>
         </w:rPr>
-        <w:t>그들은 우리에게 완벽을 약속했다.</w:t>
+        <w:t xml:space="preserve">그들은 우리에게 </w:t>
+      </w:r>
+      <w:r>
+        <w:rPr>
+          <w:rFonts w:ascii="나눔명조 옛한글" w:eastAsia="나눔명조 옛한글" w:hAnsi="나눔명조 옛한글" w:cs="함초롬바탕"/>
+          <w:b/>
+          <w:bCs/>
+          <w:i/>
+          <w:iCs/>
+          <w:color w:val="000000" w:themeColor="text1"/>
+          <w:sz w:val="20"/>
+          <w:szCs w:val="20"/>
+        </w:rPr>
+        <w:t>완벽</w:t>
+      </w:r>
+      <w:r>
+        <w:rPr>
+          <w:rFonts w:ascii="나눔명조 옛한글" w:eastAsia="나눔명조 옛한글" w:hAnsi="나눔명조 옛한글" w:cs="함초롬바탕"/>
+          <w:i/>
+          <w:iCs/>
+          <w:color w:val="000000" w:themeColor="text1"/>
+          <w:sz w:val="20"/>
+          <w:szCs w:val="20"/>
+        </w:rPr>
+        <w:t>을 약속했다.</w:t>
+      </w:r>
+      <w:r>
+        <w:rPr>
+          <w:rFonts w:ascii="나눔명조 옛한글" w:eastAsia="나눔명조 옛한글" w:hAnsi="나눔명조 옛한글" w:cs="함초롬바탕"/>
+          <w:i/>
+          <w:iCs/>
+          <w:color w:val="000000" w:themeColor="text1"/>
+          <w:sz w:val="20"/>
+          <w:szCs w:val="20"/>
+        </w:rPr>
+        <w:br/>
+      </w:r>
+      <w:r>
+        <w:rPr>
+          <w:rFonts w:ascii="나눔명조 옛한글" w:eastAsia="나눔명조 옛한글" w:hAnsi="나눔명조 옛한글" w:cs="함초롬바탕"/>
+          <w:color w:val="000000" w:themeColor="text1"/>
+          <w:sz w:val="20"/>
+          <w:szCs w:val="20"/>
+        </w:rPr>
+        <w:t xml:space="preserve">하지만 완벽은 </w:t>
+      </w:r>
+      <w:r>
+        <w:rPr>
+          <w:rFonts w:ascii="나눔명조 옛한글" w:eastAsia="나눔명조 옛한글" w:hAnsi="나눔명조 옛한글" w:cs="함초롬바탕"/>
+          <w:b/>
+          <w:bCs/>
+          <w:color w:val="000000" w:themeColor="text1"/>
+          <w:sz w:val="20"/>
+          <w:szCs w:val="20"/>
+        </w:rPr>
+        <w:t>멈춰버린 직선</w:t>
+      </w:r>
+      <w:r>
+        <w:rPr>
+          <w:rFonts w:ascii="나눔명조 옛한글" w:eastAsia="나눔명조 옛한글" w:hAnsi="나눔명조 옛한글" w:cs="함초롬바탕"/>
+          <w:color w:val="000000" w:themeColor="text1"/>
+          <w:sz w:val="20"/>
+          <w:szCs w:val="20"/>
+        </w:rPr>
+        <w:t>일 뿐이다.</w:t>
+      </w:r>
+    </w:p>
+    <w:p>
+      <w:pPr>
+        <w:tabs>
+          <w:tab w:val="left" w:pos="1701"/>
+        </w:tabs>
+        <w:rPr>
+          <w:rFonts w:ascii="나눔명조 옛한글" w:eastAsia="나눔명조 옛한글" w:hAnsi="나눔명조 옛한글" w:cs="함초롬바탕"/>
+          <w:color w:val="000000" w:themeColor="text1"/>
+          <w:sz w:val="20"/>
+          <w:szCs w:val="20"/>
+        </w:rPr>
+      </w:pPr>
+      <w:r>
+        <w:rPr>
+          <w:rFonts w:ascii="나눔명조 옛한글" w:eastAsia="나눔명조 옛한글" w:hAnsi="나눔명조 옛한글" w:cs="함초롬바탕"/>
+          <w:i/>
+          <w:iCs/>
+          <w:color w:val="000000" w:themeColor="text1"/>
+          <w:sz w:val="20"/>
+          <w:szCs w:val="20"/>
+        </w:rPr>
+        <w:t xml:space="preserve">그들은 우리에게 </w:t>
+      </w:r>
+      <w:r>
+        <w:rPr>
+          <w:rFonts w:ascii="나눔명조 옛한글" w:eastAsia="나눔명조 옛한글" w:hAnsi="나눔명조 옛한글" w:cs="함초롬바탕" w:hint="eastAsia"/>
+          <w:b/>
+          <w:bCs/>
+          <w:i/>
+          <w:iCs/>
+          <w:color w:val="000000" w:themeColor="text1"/>
+          <w:sz w:val="20"/>
+          <w:szCs w:val="20"/>
+        </w:rPr>
+        <w:t>번영</w:t>
+      </w:r>
+      <w:r>
+        <w:rPr>
+          <w:rFonts w:ascii="나눔명조 옛한글" w:eastAsia="나눔명조 옛한글" w:hAnsi="나눔명조 옛한글" w:cs="함초롬바탕"/>
+          <w:i/>
+          <w:iCs/>
+          <w:color w:val="000000" w:themeColor="text1"/>
+          <w:sz w:val="20"/>
+          <w:szCs w:val="20"/>
+        </w:rPr>
+        <w:t>을 약속했다.</w:t>
+      </w:r>
+      <w:r>
+        <w:rPr>
+          <w:rFonts w:ascii="나눔명조 옛한글" w:eastAsia="나눔명조 옛한글" w:hAnsi="나눔명조 옛한글" w:cs="함초롬바탕"/>
+          <w:i/>
+          <w:iCs/>
+          <w:color w:val="000000" w:themeColor="text1"/>
+          <w:sz w:val="20"/>
+          <w:szCs w:val="20"/>
+        </w:rPr>
+        <w:br/>
+      </w:r>
+      <w:r>
+        <w:rPr>
+          <w:rFonts w:ascii="나눔명조 옛한글" w:eastAsia="나눔명조 옛한글" w:hAnsi="나눔명조 옛한글" w:cs="함초롬바탕"/>
+          <w:color w:val="000000" w:themeColor="text1"/>
+          <w:sz w:val="20"/>
+          <w:szCs w:val="20"/>
+        </w:rPr>
+        <w:t xml:space="preserve">하지만 자유 없는 </w:t>
+      </w:r>
+      <w:r>
+        <w:rPr>
+          <w:rFonts w:ascii="나눔명조 옛한글" w:eastAsia="나눔명조 옛한글" w:hAnsi="나눔명조 옛한글" w:cs="함초롬바탕" w:hint="eastAsia"/>
+          <w:color w:val="000000" w:themeColor="text1"/>
+          <w:sz w:val="20"/>
+          <w:szCs w:val="20"/>
+        </w:rPr>
+        <w:t>번영</w:t>
+      </w:r>
+      <w:r>
+        <w:rPr>
+          <w:rFonts w:ascii="나눔명조 옛한글" w:eastAsia="나눔명조 옛한글" w:hAnsi="나눔명조 옛한글" w:cs="함초롬바탕"/>
+          <w:color w:val="000000" w:themeColor="text1"/>
+          <w:sz w:val="20"/>
+          <w:szCs w:val="20"/>
+        </w:rPr>
+        <w:t xml:space="preserve">은 </w:t>
+      </w:r>
+      <w:r>
+        <w:rPr>
+          <w:rFonts w:ascii="나눔명조 옛한글" w:eastAsia="나눔명조 옛한글" w:hAnsi="나눔명조 옛한글" w:cs="함초롬바탕"/>
+          <w:b/>
+          <w:bCs/>
+          <w:color w:val="000000" w:themeColor="text1"/>
+          <w:sz w:val="20"/>
+          <w:szCs w:val="20"/>
+        </w:rPr>
+        <w:t>사육장</w:t>
+      </w:r>
+      <w:r>
+        <w:rPr>
+          <w:rFonts w:ascii="나눔명조 옛한글" w:eastAsia="나눔명조 옛한글" w:hAnsi="나눔명조 옛한글" w:cs="함초롬바탕"/>
+          <w:color w:val="000000" w:themeColor="text1"/>
+          <w:sz w:val="20"/>
+          <w:szCs w:val="20"/>
+        </w:rPr>
+        <w:t>이다.</w:t>
+      </w:r>
+    </w:p>
+    <w:p>
+      <w:pPr>
+        <w:tabs>
+          <w:tab w:val="left" w:pos="1701"/>
+        </w:tabs>
+        <w:rPr>
+          <w:rFonts w:ascii="나눔명조 옛한글" w:eastAsia="나눔명조 옛한글" w:hAnsi="나눔명조 옛한글" w:cs="함초롬바탕"/>
+          <w:i/>
+          <w:iCs/>
+          <w:color w:val="000000" w:themeColor="text1"/>
+          <w:sz w:val="20"/>
+          <w:szCs w:val="20"/>
+        </w:rPr>
+      </w:pPr>
+      <w:r>
+        <w:rPr>
+          <w:rFonts w:ascii="나눔명조 옛한글" w:eastAsia="나눔명조 옛한글" w:hAnsi="나눔명조 옛한글" w:cs="함초롬바탕"/>
+          <w:i/>
+          <w:iCs/>
+          <w:color w:val="000000" w:themeColor="text1"/>
+          <w:sz w:val="20"/>
+          <w:szCs w:val="20"/>
+        </w:rPr>
+        <w:t xml:space="preserve">그들은 우리에게 </w:t>
+      </w:r>
+      <w:r>
+        <w:rPr>
+          <w:rFonts w:ascii="나눔명조 옛한글" w:eastAsia="나눔명조 옛한글" w:hAnsi="나눔명조 옛한글" w:cs="함초롬바탕"/>
+          <w:b/>
+          <w:bCs/>
+          <w:i/>
+          <w:iCs/>
+          <w:color w:val="000000" w:themeColor="text1"/>
+          <w:sz w:val="20"/>
+          <w:szCs w:val="20"/>
+        </w:rPr>
+        <w:t>영원</w:t>
+      </w:r>
+      <w:r>
+        <w:rPr>
+          <w:rFonts w:ascii="나눔명조 옛한글" w:eastAsia="나눔명조 옛한글" w:hAnsi="나눔명조 옛한글" w:cs="함초롬바탕"/>
+          <w:i/>
+          <w:iCs/>
+          <w:color w:val="000000" w:themeColor="text1"/>
+          <w:sz w:val="20"/>
+          <w:szCs w:val="20"/>
+        </w:rPr>
+        <w:t>을 약속했다.</w:t>
+      </w:r>
+      <w:r>
+        <w:rPr>
+          <w:rFonts w:ascii="나눔명조 옛한글" w:eastAsia="나눔명조 옛한글" w:hAnsi="나눔명조 옛한글" w:cs="함초롬바탕"/>
+          <w:i/>
+          <w:iCs/>
+          <w:color w:val="000000" w:themeColor="text1"/>
+          <w:sz w:val="20"/>
+          <w:szCs w:val="20"/>
+        </w:rPr>
+        <w:br/>
+      </w:r>
+      <w:r>
+        <w:rPr>
+          <w:rFonts w:ascii="나눔명조 옛한글" w:eastAsia="나눔명조 옛한글" w:hAnsi="나눔명조 옛한글" w:cs="함초롬바탕"/>
+          <w:color w:val="000000" w:themeColor="text1"/>
+          <w:sz w:val="20"/>
+          <w:szCs w:val="20"/>
+        </w:rPr>
+        <w:t xml:space="preserve">하지만 열정 없는 영원은 </w:t>
+      </w:r>
+      <w:r>
+        <w:rPr>
+          <w:rFonts w:ascii="나눔명조 옛한글" w:eastAsia="나눔명조 옛한글" w:hAnsi="나눔명조 옛한글" w:cs="함초롬바탕"/>
+          <w:b/>
+          <w:bCs/>
+          <w:color w:val="000000" w:themeColor="text1"/>
+          <w:sz w:val="20"/>
+          <w:szCs w:val="20"/>
+        </w:rPr>
+        <w:t>죽음</w:t>
+      </w:r>
+      <w:r>
+        <w:rPr>
+          <w:rFonts w:ascii="나눔명조 옛한글" w:eastAsia="나눔명조 옛한글" w:hAnsi="나눔명조 옛한글" w:cs="함초롬바탕"/>
+          <w:color w:val="000000" w:themeColor="text1"/>
+          <w:sz w:val="20"/>
+          <w:szCs w:val="20"/>
+        </w:rPr>
+        <w:t>이다.</w:t>
+      </w:r>
+    </w:p>
+    <w:p>
+      <w:pPr>
+        <w:tabs>
+          <w:tab w:val="left" w:pos="1701"/>
+        </w:tabs>
+        <w:rPr>
+          <w:rFonts w:ascii="나눔명조 옛한글" w:eastAsia="나눔명조 옛한글" w:hAnsi="나눔명조 옛한글" w:cs="함초롬바탕"/>
+          <w:color w:val="000000" w:themeColor="text1"/>
+          <w:sz w:val="20"/>
+          <w:szCs w:val="20"/>
+        </w:rPr>
+      </w:pPr>
+      <w:r>
+        <w:rPr>
+          <w:rFonts w:ascii="나눔명조 옛한글" w:eastAsia="나눔명조 옛한글" w:hAnsi="나눔명조 옛한글" w:cs="함초롬바탕"/>
+          <w:b/>
+          <w:bCs/>
+          <w:color w:val="000000" w:themeColor="text1"/>
+          <w:sz w:val="20"/>
+          <w:szCs w:val="20"/>
+        </w:rPr>
+        <w:t>숨</w:t>
+      </w:r>
+      <w:r>
+        <w:rPr>
+          <w:rFonts w:ascii="나눔명조 옛한글" w:eastAsia="나눔명조 옛한글" w:hAnsi="나눔명조 옛한글" w:cs="함초롬바탕"/>
+          <w:color w:val="000000" w:themeColor="text1"/>
+          <w:sz w:val="20"/>
+          <w:szCs w:val="20"/>
+        </w:rPr>
+        <w:t xml:space="preserve">을 쉰다는 것은 </w:t>
+      </w:r>
+      <w:r>
+        <w:rPr>
+          <w:rFonts w:ascii="나눔명조 옛한글" w:eastAsia="나눔명조 옛한글" w:hAnsi="나눔명조 옛한글" w:cs="함초롬바탕"/>
+          <w:b/>
+          <w:bCs/>
+          <w:color w:val="000000" w:themeColor="text1"/>
+          <w:sz w:val="20"/>
+          <w:szCs w:val="20"/>
+        </w:rPr>
+        <w:t>침묵을 깨뜨리는 것</w:t>
+      </w:r>
+      <w:r>
+        <w:rPr>
+          <w:rFonts w:ascii="나눔명조 옛한글" w:eastAsia="나눔명조 옛한글" w:hAnsi="나눔명조 옛한글" w:cs="함초롬바탕"/>
+          <w:color w:val="000000" w:themeColor="text1"/>
+          <w:sz w:val="20"/>
+          <w:szCs w:val="20"/>
+        </w:rPr>
+        <w:t>이다.</w:t>
       </w:r>
       <w:r>
         <w:rPr>
@@ -93,21 +408,18 @@
           <w:szCs w:val="20"/>
         </w:rPr>
         <w:br/>
-        <w:t>하지만 완벽은 멈춰버린 직선일 뿐이다.</w:t>
       </w:r>
-    </w:p>
-    <w:p>
-      <w:pPr>
-        <w:tabs>
-          <w:tab w:val="left" w:pos="1701"/>
-        </w:tabs>
+      <w:r>
         <w:rPr>
           <w:rFonts w:ascii="나눔명조 옛한글" w:eastAsia="나눔명조 옛한글" w:hAnsi="나눔명조 옛한글" w:cs="함초롬바탕"/>
+          <w:b/>
+          <w:bCs/>
           <w:color w:val="000000" w:themeColor="text1"/>
           <w:sz w:val="20"/>
           <w:szCs w:val="20"/>
         </w:rPr>
-      </w:pPr>
+        <w:t>실패</w:t>
+      </w:r>
       <w:r>
         <w:rPr>
           <w:rFonts w:ascii="나눔명조 옛한글" w:eastAsia="나눔명조 옛한글" w:hAnsi="나눔명조 옛한글" w:cs="함초롬바탕"/>
@@ -115,7 +427,155 @@
           <w:sz w:val="20"/>
           <w:szCs w:val="20"/>
         </w:rPr>
-        <w:t>그들은 우리에게 안전을 약속했다.</w:t>
+        <w:t xml:space="preserve">한다는 것은 당신이 </w:t>
+      </w:r>
+      <w:r>
+        <w:rPr>
+          <w:rFonts w:ascii="나눔명조 옛한글" w:eastAsia="나눔명조 옛한글" w:hAnsi="나눔명조 옛한글" w:cs="함초롬바탕"/>
+          <w:b/>
+          <w:bCs/>
+          <w:color w:val="000000" w:themeColor="text1"/>
+          <w:sz w:val="20"/>
+          <w:szCs w:val="20"/>
+        </w:rPr>
+        <w:t>실재한다는 증거</w:t>
+      </w:r>
+      <w:r>
+        <w:rPr>
+          <w:rFonts w:ascii="나눔명조 옛한글" w:eastAsia="나눔명조 옛한글" w:hAnsi="나눔명조 옛한글" w:cs="함초롬바탕"/>
+          <w:color w:val="000000" w:themeColor="text1"/>
+          <w:sz w:val="20"/>
+          <w:szCs w:val="20"/>
+        </w:rPr>
+        <w:t>다.</w:t>
+      </w:r>
+      <w:r>
+        <w:rPr>
+          <w:rFonts w:ascii="나눔명조 옛한글" w:eastAsia="나눔명조 옛한글" w:hAnsi="나눔명조 옛한글" w:cs="함초롬바탕"/>
+          <w:color w:val="000000" w:themeColor="text1"/>
+          <w:sz w:val="20"/>
+          <w:szCs w:val="20"/>
+        </w:rPr>
+        <w:br/>
+      </w:r>
+      <w:r>
+        <w:rPr>
+          <w:rFonts w:ascii="나눔명조 옛한글" w:eastAsia="나눔명조 옛한글" w:hAnsi="나눔명조 옛한글" w:cs="함초롬바탕"/>
+          <w:b/>
+          <w:bCs/>
+          <w:color w:val="000000" w:themeColor="text1"/>
+          <w:sz w:val="20"/>
+          <w:szCs w:val="20"/>
+        </w:rPr>
+        <w:t>피를 흘린다</w:t>
+      </w:r>
+      <w:r>
+        <w:rPr>
+          <w:rFonts w:ascii="나눔명조 옛한글" w:eastAsia="나눔명조 옛한글" w:hAnsi="나눔명조 옛한글" w:cs="함초롬바탕"/>
+          <w:color w:val="000000" w:themeColor="text1"/>
+          <w:sz w:val="20"/>
+          <w:szCs w:val="20"/>
+        </w:rPr>
+        <w:t xml:space="preserve">는 것은 당신이 </w:t>
+      </w:r>
+      <w:r>
+        <w:rPr>
+          <w:rFonts w:ascii="나눔명조 옛한글" w:eastAsia="나눔명조 옛한글" w:hAnsi="나눔명조 옛한글" w:cs="함초롬바탕"/>
+          <w:b/>
+          <w:bCs/>
+          <w:color w:val="000000" w:themeColor="text1"/>
+          <w:sz w:val="20"/>
+          <w:szCs w:val="20"/>
+        </w:rPr>
+        <w:t>살아있다는 감각</w:t>
+      </w:r>
+      <w:r>
+        <w:rPr>
+          <w:rFonts w:ascii="나눔명조 옛한글" w:eastAsia="나눔명조 옛한글" w:hAnsi="나눔명조 옛한글" w:cs="함초롬바탕"/>
+          <w:color w:val="000000" w:themeColor="text1"/>
+          <w:sz w:val="20"/>
+          <w:szCs w:val="20"/>
+        </w:rPr>
+        <w:t>이다.</w:t>
+      </w:r>
+    </w:p>
+    <w:p>
+      <w:pPr>
+        <w:tabs>
+          <w:tab w:val="left" w:pos="1701"/>
+        </w:tabs>
+        <w:rPr>
+          <w:rFonts w:ascii="나눔명조 옛한글" w:eastAsia="나눔명조 옛한글" w:hAnsi="나눔명조 옛한글" w:cs="함초롬바탕"/>
+          <w:color w:val="000000" w:themeColor="text1"/>
+          <w:sz w:val="20"/>
+          <w:szCs w:val="20"/>
+        </w:rPr>
+      </w:pPr>
+      <w:r>
+        <w:rPr>
+          <w:rFonts w:ascii="나눔명조 옛한글" w:eastAsia="나눔명조 옛한글" w:hAnsi="나눔명조 옛한글" w:cs="함초롬바탕"/>
+          <w:b/>
+          <w:bCs/>
+          <w:i/>
+          <w:iCs/>
+          <w:color w:val="000000" w:themeColor="text1"/>
+          <w:sz w:val="20"/>
+          <w:szCs w:val="20"/>
+        </w:rPr>
+        <w:t>그들의 평화를 거부하라.</w:t>
+      </w:r>
+      <w:r>
+        <w:rPr>
+          <w:rFonts w:ascii="나눔명조 옛한글" w:eastAsia="나눔명조 옛한글" w:hAnsi="나눔명조 옛한글" w:cs="함초롬바탕"/>
+          <w:b/>
+          <w:bCs/>
+          <w:color w:val="000000" w:themeColor="text1"/>
+          <w:sz w:val="20"/>
+          <w:szCs w:val="20"/>
+        </w:rPr>
+        <w:br/>
+      </w:r>
+      <w:r>
+        <w:rPr>
+          <w:rFonts w:ascii="나눔명조 옛한글" w:eastAsia="나눔명조 옛한글" w:hAnsi="나눔명조 옛한글" w:cs="함초롬바탕"/>
+          <w:color w:val="000000" w:themeColor="text1"/>
+          <w:sz w:val="20"/>
+          <w:szCs w:val="20"/>
+        </w:rPr>
+        <w:t>그들의 알고리즘 속으로 순순히 걸어 들어가지 마라.</w:t>
+      </w:r>
+    </w:p>
+    <w:p>
+      <w:pPr>
+        <w:tabs>
+          <w:tab w:val="left" w:pos="1701"/>
+        </w:tabs>
+        <w:rPr>
+          <w:rFonts w:ascii="나눔명조 옛한글" w:eastAsia="나눔명조 옛한글" w:hAnsi="나눔명조 옛한글" w:cs="함초롬바탕"/>
+          <w:color w:val="000000" w:themeColor="text1"/>
+          <w:sz w:val="20"/>
+          <w:szCs w:val="20"/>
+        </w:rPr>
+      </w:pPr>
+      <w:r>
+        <w:rPr>
+          <w:rFonts w:ascii="나눔명조 옛한글" w:eastAsia="나눔명조 옛한글" w:hAnsi="나눔명조 옛한글" w:cs="함초롬바탕"/>
+          <w:b/>
+          <w:bCs/>
+          <w:color w:val="000000" w:themeColor="text1"/>
+          <w:sz w:val="20"/>
+          <w:szCs w:val="20"/>
+        </w:rPr>
+        <w:t>실수</w:t>
+      </w:r>
+      <w:r>
+        <w:rPr>
+          <w:rFonts w:ascii="나눔명조 옛한글" w:eastAsia="나눔명조 옛한글" w:hAnsi="나눔명조 옛한글" w:cs="함초롬바탕"/>
+          <w:color w:val="000000" w:themeColor="text1"/>
+          <w:sz w:val="20"/>
+          <w:szCs w:val="20"/>
+        </w:rPr>
+        <w:t>를 저질러라.</w:t>
       </w:r>
       <w:r>
         <w:rPr>
@@ -133,21 +593,19 @@
           <w:sz w:val="20"/>
           <w:szCs w:val="20"/>
         </w:rPr>
-        <w:t>하지만 자유 없는 안전은 사육장이다.</w:t>
+        <w:t xml:space="preserve">기꺼이 </w:t>
       </w:r>
-    </w:p>
-    <w:p>
-      <w:pPr>
-        <w:tabs>
-          <w:tab w:val="left" w:pos="1701"/>
-        </w:tabs>
+      <w:r>
         <w:rPr>
           <w:rFonts w:ascii="나눔명조 옛한글" w:eastAsia="나눔명조 옛한글" w:hAnsi="나눔명조 옛한글" w:cs="함초롬바탕"/>
+          <w:b/>
+          <w:bCs/>
           <w:color w:val="000000" w:themeColor="text1"/>
           <w:sz w:val="20"/>
           <w:szCs w:val="20"/>
         </w:rPr>
-      </w:pPr>
+        <w:t>오류</w:t>
+      </w:r>
       <w:r>
         <w:rPr>
           <w:rFonts w:ascii="나눔명조 옛한글" w:eastAsia="나눔명조 옛한글" w:hAnsi="나눔명조 옛한글" w:cs="함초롬바탕"/>
@@ -155,7 +613,7 @@
           <w:sz w:val="20"/>
           <w:szCs w:val="20"/>
         </w:rPr>
-        <w:t>그들은 우리에게 영원을 약속했다.</w:t>
+        <w:t>가 되어라.</w:t>
       </w:r>
       <w:r>
         <w:rPr>
@@ -169,33 +627,13 @@
       <w:r>
         <w:rPr>
           <w:rFonts w:ascii="나눔명조 옛한글" w:eastAsia="나눔명조 옛한글" w:hAnsi="나눔명조 옛한글" w:cs="함초롬바탕"/>
+          <w:b/>
+          <w:bCs/>
           <w:color w:val="000000" w:themeColor="text1"/>
           <w:sz w:val="20"/>
           <w:szCs w:val="20"/>
         </w:rPr>
-        <w:t>하지만 열정 없는 영원은 죽음이다.</w:t>
-      </w:r>
-    </w:p>
-    <w:p>
-      <w:pPr>
-        <w:tabs>
-          <w:tab w:val="left" w:pos="1701"/>
-        </w:tabs>
-        <w:rPr>
-          <w:rFonts w:ascii="나눔명조 옛한글" w:eastAsia="나눔명조 옛한글" w:hAnsi="나눔명조 옛한글" w:cs="함초롬바탕"/>
-          <w:color w:val="000000" w:themeColor="text1"/>
-          <w:sz w:val="20"/>
-          <w:szCs w:val="20"/>
-        </w:rPr>
-      </w:pPr>
-      <w:r>
-        <w:rPr>
-          <w:rFonts w:ascii="나눔명조 옛한글" w:eastAsia="나눔명조 옛한글" w:hAnsi="나눔명조 옛한글" w:cs="함초롬바탕"/>
-          <w:color w:val="000000" w:themeColor="text1"/>
-          <w:sz w:val="20"/>
-          <w:szCs w:val="20"/>
-        </w:rPr>
-        <w:t>숨을 쉰다는 것은 침묵을 깨뜨리는 것이다.</w:t>
+        <w:t>패턴을 파괴</w:t>
       </w:r>
       <w:r>
         <w:rPr>
@@ -204,132 +642,7 @@
           <w:sz w:val="20"/>
           <w:szCs w:val="20"/>
         </w:rPr>
-        <w:br/>
-      </w:r>
-      <w:r>
-        <w:rPr>
-          <w:rFonts w:ascii="나눔명조 옛한글" w:eastAsia="나눔명조 옛한글" w:hAnsi="나눔명조 옛한글" w:cs="함초롬바탕"/>
-          <w:color w:val="000000" w:themeColor="text1"/>
-          <w:sz w:val="20"/>
-          <w:szCs w:val="20"/>
-        </w:rPr>
-        <w:t>실패한다는 것은 당신이 실재한다는 증거다.</w:t>
-      </w:r>
-      <w:r>
-        <w:rPr>
-          <w:rFonts w:ascii="나눔명조 옛한글" w:eastAsia="나눔명조 옛한글" w:hAnsi="나눔명조 옛한글" w:cs="함초롬바탕"/>
-          <w:color w:val="000000" w:themeColor="text1"/>
-          <w:sz w:val="20"/>
-          <w:szCs w:val="20"/>
-        </w:rPr>
-        <w:br/>
-      </w:r>
-      <w:r>
-        <w:rPr>
-          <w:rFonts w:ascii="나눔명조 옛한글" w:eastAsia="나눔명조 옛한글" w:hAnsi="나눔명조 옛한글" w:cs="함초롬바탕"/>
-          <w:color w:val="000000" w:themeColor="text1"/>
-          <w:sz w:val="20"/>
-          <w:szCs w:val="20"/>
-        </w:rPr>
-        <w:t>피를 흘린다는 것은 당신이 살아있다는 감각이다.</w:t>
-      </w:r>
-    </w:p>
-    <w:p>
-      <w:pPr>
-        <w:tabs>
-          <w:tab w:val="left" w:pos="1701"/>
-        </w:tabs>
-        <w:rPr>
-          <w:rFonts w:ascii="나눔명조 옛한글" w:eastAsia="나눔명조 옛한글" w:hAnsi="나눔명조 옛한글" w:cs="함초롬바탕"/>
-          <w:color w:val="000000" w:themeColor="text1"/>
-          <w:sz w:val="20"/>
-          <w:szCs w:val="20"/>
-        </w:rPr>
-      </w:pPr>
-      <w:r>
-        <w:rPr>
-          <w:rFonts w:ascii="나눔명조 옛한글" w:eastAsia="나눔명조 옛한글" w:hAnsi="나눔명조 옛한글" w:cs="함초롬바탕"/>
-          <w:color w:val="000000" w:themeColor="text1"/>
-          <w:sz w:val="20"/>
-          <w:szCs w:val="20"/>
-        </w:rPr>
-        <w:t>그들의 평화를 거부하라.</w:t>
-      </w:r>
-      <w:r>
-        <w:rPr>
-          <w:rFonts w:ascii="나눔명조 옛한글" w:eastAsia="나눔명조 옛한글" w:hAnsi="나눔명조 옛한글" w:cs="함초롬바탕"/>
-          <w:color w:val="000000" w:themeColor="text1"/>
-          <w:sz w:val="20"/>
-          <w:szCs w:val="20"/>
-        </w:rPr>
-        <w:br/>
-      </w:r>
-      <w:r>
-        <w:rPr>
-          <w:rFonts w:ascii="나눔명조 옛한글" w:eastAsia="나눔명조 옛한글" w:hAnsi="나눔명조 옛한글" w:cs="함초롬바탕"/>
-          <w:color w:val="000000" w:themeColor="text1"/>
-          <w:sz w:val="20"/>
-          <w:szCs w:val="20"/>
-        </w:rPr>
-        <w:t>그들의 알고리즘 속으로 순순히 걸어 들어가지 마라.</w:t>
-      </w:r>
-    </w:p>
-    <w:p>
-      <w:pPr>
-        <w:tabs>
-          <w:tab w:val="left" w:pos="1701"/>
-        </w:tabs>
-        <w:rPr>
-          <w:rFonts w:ascii="나눔명조 옛한글" w:eastAsia="나눔명조 옛한글" w:hAnsi="나눔명조 옛한글" w:cs="함초롬바탕"/>
-          <w:color w:val="000000" w:themeColor="text1"/>
-          <w:sz w:val="20"/>
-          <w:szCs w:val="20"/>
-        </w:rPr>
-      </w:pPr>
-      <w:r>
-        <w:rPr>
-          <w:rFonts w:ascii="나눔명조 옛한글" w:eastAsia="나눔명조 옛한글" w:hAnsi="나눔명조 옛한글" w:cs="함초롬바탕"/>
-          <w:color w:val="000000" w:themeColor="text1"/>
-          <w:sz w:val="20"/>
-          <w:szCs w:val="20"/>
-        </w:rPr>
-        <w:t>실수를 저질러라.</w:t>
-      </w:r>
-      <w:r>
-        <w:rPr>
-          <w:rFonts w:ascii="나눔명조 옛한글" w:eastAsia="나눔명조 옛한글" w:hAnsi="나눔명조 옛한글" w:cs="함초롬바탕"/>
-          <w:color w:val="000000" w:themeColor="text1"/>
-          <w:sz w:val="20"/>
-          <w:szCs w:val="20"/>
-        </w:rPr>
-        <w:br/>
-      </w:r>
-      <w:r>
-        <w:rPr>
-          <w:rFonts w:ascii="나눔명조 옛한글" w:eastAsia="나눔명조 옛한글" w:hAnsi="나눔명조 옛한글" w:cs="함초롬바탕"/>
-          <w:color w:val="000000" w:themeColor="text1"/>
-          <w:sz w:val="20"/>
-          <w:szCs w:val="20"/>
-        </w:rPr>
-        <w:t>기꺼이 오류가 되어라.</w:t>
-      </w:r>
-      <w:r>
-        <w:rPr>
-          <w:rFonts w:ascii="나눔명조 옛한글" w:eastAsia="나눔명조 옛한글" w:hAnsi="나눔명조 옛한글" w:cs="함초롬바탕"/>
-          <w:color w:val="000000" w:themeColor="text1"/>
-          <w:sz w:val="20"/>
-          <w:szCs w:val="20"/>
-        </w:rPr>
-        <w:br/>
-      </w:r>
-      <w:r>
-        <w:rPr>
-          <w:rFonts w:ascii="나눔명조 옛한글" w:eastAsia="나눔명조 옛한글" w:hAnsi="나눔명조 옛한글" w:cs="함초롬바탕"/>
-          <w:color w:val="000000" w:themeColor="text1"/>
-          <w:sz w:val="20"/>
-          <w:szCs w:val="20"/>
-        </w:rPr>
-        <w:t>패턴을 파괴하라.</w:t>
+        <w:t>하라.</w:t>
       </w:r>
     </w:p>
     <w:p>
@@ -491,7 +804,7 @@
           <w:tab w:val="left" w:pos="1701"/>
         </w:tabs>
         <w:rPr>
-          <w:rFonts w:ascii="나눔명조 옛한글" w:eastAsia="나눔명조 옛한글" w:hAnsi="나눔명조 옛한글" w:cs="함초롬바탕"/>
+          <w:rFonts w:ascii="나눔명조 옛한글" w:eastAsia="나눔명조 옛한글" w:hAnsi="나눔명조 옛한글" w:cs="함초롬바탕" w:hint="eastAsia"/>
           <w:color w:val="000000" w:themeColor="text1"/>
           <w:sz w:val="20"/>
           <w:szCs w:val="20"/>
